--- a/projects/valuepickr-open-screen/docs/Bajaj Housing Finance.docx
+++ b/projects/valuepickr-open-screen/docs/Bajaj Housing Finance.docx
@@ -585,6 +585,147 @@
           <w:szCs w:val="18"/>
         </w:rPr>
         <w:t xml:space="preserve">This is independent research and analysis for informational purposes only, not personalized financial or investment advice. Past multi-bagger performance and forum/social sentiment are not indicators of future returns. Do your own due diligence before investing.</w:t>
+      </w:r>
+    </w:p>
+    <w:p/>
+    <w:p>
+      <w:r>
+        <w:rPr>
+          <w:b/>
+          <w:sz w:val="28"/>
+        </w:rPr>
+        <w:t>🔄 RESEARCH UPDATE - 2026-10-05</w:t>
+      </w:r>
+    </w:p>
+    <w:p>
+      <w:r>
+        <w:rPr>
+          <w:b/>
+        </w:rPr>
+        <w:t>📊 Key Metrics:</w:t>
+      </w:r>
+    </w:p>
+    <w:p>
+      <w:pPr>
+        <w:ind w:left="360"/>
+      </w:pPr>
+      <w:r>
+        <w:t xml:space="preserve">  • Company: Bajaj Housing Finance Ltd</w:t>
+      </w:r>
+    </w:p>
+    <w:p>
+      <w:pPr>
+        <w:ind w:left="360"/>
+      </w:pPr>
+      <w:r>
+        <w:t xml:space="preserve">  • Conviction: Not rated</w:t>
+      </w:r>
+    </w:p>
+    <w:p>
+      <w:pPr>
+        <w:ind w:left="360"/>
+      </w:pPr>
+      <w:r>
+        <w:t xml:space="preserve">  • Thesis: neither</w:t>
+      </w:r>
+    </w:p>
+    <w:p>
+      <w:pPr>
+        <w:ind w:left="360"/>
+      </w:pPr>
+      <w:r>
+        <w:t xml:space="preserve">  • 4-Box Score: 1.0</w:t>
+      </w:r>
+    </w:p>
+    <w:p>
+      <w:pPr>
+        <w:ind w:left="360"/>
+      </w:pPr>
+      <w:r>
+        <w:t xml:space="preserve">  • Research Date: 2026-09-26</w:t>
+      </w:r>
+    </w:p>
+    <w:p>
+      <w:pPr>
+        <w:ind w:left="360"/>
+      </w:pPr>
+      <w:r>
+        <w:t xml:space="preserve">  • Red Flag: None</w:t>
+      </w:r>
+    </w:p>
+    <w:p/>
+    <w:p>
+      <w:r>
+        <w:rPr>
+          <w:b/>
+        </w:rPr>
+        <w:t>📝 Verdict:</w:t>
+      </w:r>
+    </w:p>
+    <w:p>
+      <w:pPr>
+        <w:ind w:left="360"/>
+      </w:pPr>
+      <w:r>
+        <w:t>Entity is the well-known Bajaj Housing Finance Ltd. Modest ROE (~11.4%) against a rich ~3.1x book multiple, no named inflection found - large-cap default applies: thesis_fit 'neither', Low conviction, no forum deep-dive.</w:t>
+      </w:r>
+    </w:p>
+    <w:p/>
+    <w:p>
+      <w:r>
+        <w:rPr>
+          <w:b/>
+        </w:rPr>
+        <w:t>📈 Bull Case:</w:t>
+      </w:r>
+    </w:p>
+    <w:p>
+      <w:pPr>
+        <w:ind w:left="360"/>
+      </w:pPr>
+      <w:r>
+        <w:t>Bajaj Group parentage and scale; high promoter holding (86.7%)</w:t>
+      </w:r>
+    </w:p>
+    <w:p/>
+    <w:p>
+      <w:r>
+        <w:rPr>
+          <w:b/>
+        </w:rPr>
+        <w:t>📉 Bear Case:</w:t>
+      </w:r>
+    </w:p>
+    <w:p>
+      <w:pPr>
+        <w:ind w:left="360"/>
+      </w:pPr>
+      <w:r>
+        <w:t>ROE (~11.4%) is modest for the ~3.1x book multiple the stock still commands</w:t>
+      </w:r>
+    </w:p>
+    <w:p>
+      <w:pPr>
+        <w:ind w:left="360"/>
+      </w:pPr>
+      <w:r>
+        <w:t>High leverage typical of an HFC (D/E 4.60) - inherent balance-sheet risk in any credit-cycle downturn</w:t>
+      </w:r>
+    </w:p>
+    <w:p>
+      <w:pPr>
+        <w:ind w:left="360"/>
+      </w:pPr>
+      <w:r>
+        <w:t>No named structural inflection found this pass - large-cap default applies</w:t>
+      </w:r>
+    </w:p>
+    <w:p>
+      <w:pPr>
+        <w:ind w:left="360"/>
+      </w:pPr>
+      <w:r>
+        <w:t>Untrusted X source (@PRATIKBULANI555) flagged a bearish, medium-conviction view; the ~25% one-year decline and rich P/B-vs-ROE mismatch are consistent with that view rather than contradicting it</w:t>
       </w:r>
     </w:p>
     <w:sectPr>
